--- a/知识点整理/复习2.docx
+++ b/知识点整理/复习2.docx
@@ -68,7 +68,21 @@
           <w:rFonts w:hint="default"/>
           <w:lang w:val="en-US" w:eastAsia="zh-CN"/>
         </w:rPr>
-        <w:t>. It depends on the project’s size, type, and formality.</w:t>
+        <w:t>. It depends on the project’s size, type, and formality</w:t>
+      </w:r>
+      <w:r>
+        <w:rPr>
+          <w:rFonts w:hint="eastAsia"/>
+          <w:lang w:val="en-US" w:eastAsia="zh-CN"/>
+        </w:rPr>
+        <w:t>形式</w:t>
+      </w:r>
+      <w:r>
+        <w:rPr>
+          <w:rFonts w:hint="default"/>
+          <w:lang w:val="en-US" w:eastAsia="zh-CN"/>
+        </w:rPr>
+        <w:t>.</w:t>
       </w:r>
     </w:p>
     <w:p>
@@ -214,7 +228,7 @@
           <w:rFonts w:hint="eastAsia"/>
           <w:lang w:val="en-US" w:eastAsia="zh-CN"/>
         </w:rPr>
-        <w:t>Specification</w:t>
+        <w:t>Specification规格</w:t>
       </w:r>
     </w:p>
     <w:p>
@@ -392,7 +406,21 @@
           <w:rFonts w:hint="default"/>
           <w:lang w:val="en-US" w:eastAsia="zh-CN"/>
         </w:rPr>
-        <w:t>Although requirements may be documented in written form, they may be Incomplete, Ambiguous, or even Incorrect</w:t>
+        <w:t>Although requirements may be documented in written form, they may be Incomplete, Ambiguous</w:t>
+      </w:r>
+      <w:r>
+        <w:rPr>
+          <w:rFonts w:hint="eastAsia"/>
+          <w:lang w:val="en-US" w:eastAsia="zh-CN"/>
+        </w:rPr>
+        <w:t>模糊的</w:t>
+      </w:r>
+      <w:r>
+        <w:rPr>
+          <w:rFonts w:hint="default"/>
+          <w:lang w:val="en-US" w:eastAsia="zh-CN"/>
+        </w:rPr>
+        <w:t>, or even Incorrect</w:t>
       </w:r>
     </w:p>
     <w:p>
@@ -562,6 +590,27 @@
       <w:pPr>
         <w:widowControl w:val="0"/>
         <w:numPr>
+          <w:numId w:val="0"/>
+        </w:numPr>
+        <w:ind w:firstLine="420" w:firstLineChars="0"/>
+        <w:jc w:val="both"/>
+        <w:rPr>
+          <w:rFonts w:hint="default"/>
+          <w:lang w:val="en-US" w:eastAsia="zh-CN"/>
+        </w:rPr>
+      </w:pPr>
+      <w:r>
+        <w:rPr>
+          <w:rFonts w:hint="default"/>
+          <w:lang w:val="en-US" w:eastAsia="zh-CN"/>
+        </w:rPr>
+        <w:t>Responsibilities of those classes</w:t>
+      </w:r>
+    </w:p>
+    <w:p>
+      <w:pPr>
+        <w:widowControl w:val="0"/>
+        <w:numPr>
           <w:ilvl w:val="0"/>
           <w:numId w:val="3"/>
         </w:numPr>
@@ -576,7 +625,7 @@
           <w:rFonts w:hint="default"/>
           <w:lang w:val="en-US" w:eastAsia="zh-CN"/>
         </w:rPr>
-        <w:t>Responsibilities of those classes</w:t>
+        <w:t>Relationships</w:t>
       </w:r>
     </w:p>
     <w:p>
@@ -597,37 +646,23 @@
           <w:rFonts w:hint="default"/>
           <w:lang w:val="en-US" w:eastAsia="zh-CN"/>
         </w:rPr>
-        <w:t>Relationships</w:t>
-      </w:r>
-    </w:p>
-    <w:p>
-      <w:pPr>
-        <w:widowControl w:val="0"/>
-        <w:numPr>
-          <w:ilvl w:val="0"/>
-          <w:numId w:val="3"/>
-        </w:numPr>
-        <w:jc w:val="both"/>
-        <w:rPr>
-          <w:rFonts w:hint="default"/>
-          <w:lang w:val="en-US" w:eastAsia="zh-CN"/>
-        </w:rPr>
-      </w:pPr>
-      <w:r>
-        <w:rPr>
-          <w:rFonts w:hint="default"/>
-          <w:lang w:val="en-US" w:eastAsia="zh-CN"/>
-        </w:rPr>
         <w:t>Use cases and scenarios</w:t>
       </w:r>
-    </w:p>
-    <w:p>
-      <w:pPr>
-        <w:widowControl w:val="0"/>
-        <w:numPr>
-          <w:ilvl w:val="0"/>
-          <w:numId w:val="3"/>
-        </w:numPr>
+      <w:r>
+        <w:rPr>
+          <w:rFonts w:hint="eastAsia"/>
+          <w:lang w:val="en-US" w:eastAsia="zh-CN"/>
+        </w:rPr>
+        <w:t>场景</w:t>
+      </w:r>
+    </w:p>
+    <w:p>
+      <w:pPr>
+        <w:widowControl w:val="0"/>
+        <w:numPr>
+          <w:numId w:val="0"/>
+        </w:numPr>
+        <w:ind w:firstLine="420" w:firstLineChars="0"/>
         <w:jc w:val="both"/>
         <w:rPr>
           <w:rFonts w:hint="default"/>
@@ -646,21 +681,28 @@
       <w:pPr>
         <w:widowControl w:val="0"/>
         <w:numPr>
-          <w:ilvl w:val="0"/>
-          <w:numId w:val="3"/>
-        </w:numPr>
-        <w:jc w:val="both"/>
-        <w:rPr>
-          <w:rFonts w:hint="default"/>
-          <w:lang w:val="en-US" w:eastAsia="zh-CN"/>
-        </w:rPr>
-      </w:pPr>
-      <w:r>
-        <w:rPr>
-          <w:rFonts w:hint="default"/>
-          <w:lang w:val="en-US" w:eastAsia="zh-CN"/>
-        </w:rPr>
-        <w:t>Sequences of those operations</w:t>
+          <w:numId w:val="0"/>
+        </w:numPr>
+        <w:ind w:firstLine="420" w:firstLineChars="0"/>
+        <w:jc w:val="both"/>
+        <w:rPr>
+          <w:rFonts w:hint="default"/>
+          <w:lang w:val="en-US" w:eastAsia="zh-CN"/>
+        </w:rPr>
+      </w:pPr>
+      <w:r>
+        <w:rPr>
+          <w:rFonts w:hint="eastAsia"/>
+          <w:lang w:val="en-US" w:eastAsia="zh-CN"/>
+        </w:rPr>
+        <w:t>Allowable s</w:t>
+      </w:r>
+      <w:r>
+        <w:rPr>
+          <w:rFonts w:hint="default"/>
+          <w:lang w:val="en-US" w:eastAsia="zh-CN"/>
+        </w:rPr>
+        <w:t>equences of those operations</w:t>
       </w:r>
     </w:p>
     <w:p>
@@ -693,7 +735,7 @@
           <w:rFonts w:hint="eastAsia"/>
           <w:lang w:val="en-US" w:eastAsia="zh-CN"/>
         </w:rPr>
-        <w:t xml:space="preserve">Prototype tests hypotheses to </w:t>
+        <w:t xml:space="preserve">Prototype tests hypotheses假设 to </w:t>
       </w:r>
       <w:r>
         <w:rPr>
@@ -718,7 +760,31 @@
           <w:highlight w:val="none"/>
           <w:lang w:val="en-US" w:eastAsia="zh-CN"/>
         </w:rPr>
-        <w:t>Exploratory Prototype = Throwaway prototype</w:t>
+        <w:t>Exploratory Prototype</w:t>
+      </w:r>
+      <w:r>
+        <w:rPr>
+          <w:rFonts w:hint="eastAsia"/>
+          <w:highlight w:val="none"/>
+          <w:lang w:val="en-US" w:eastAsia="zh-CN"/>
+        </w:rPr>
+        <w:t>探索性原型</w:t>
+      </w:r>
+      <w:r>
+        <w:rPr>
+          <w:rFonts w:hint="default"/>
+          <w:highlight w:val="none"/>
+          <w:lang w:val="en-US" w:eastAsia="zh-CN"/>
+        </w:rPr>
+        <w:t xml:space="preserve"> = Throwaway prototype</w:t>
+      </w:r>
+      <w:r>
+        <w:rPr>
+          <w:rFonts w:hint="eastAsia"/>
+          <w:highlight w:val="none"/>
+          <w:lang w:val="en-US" w:eastAsia="zh-CN"/>
+        </w:rPr>
+        <w:t>一次性原型</w:t>
       </w:r>
     </w:p>
     <w:p>
@@ -800,7 +866,23 @@
           <w:highlight w:val="none"/>
           <w:lang w:val="en-US" w:eastAsia="zh-CN"/>
         </w:rPr>
-        <w:t>Rapid prototype</w:t>
+        <w:t>Rapid</w:t>
+      </w:r>
+      <w:r>
+        <w:rPr>
+          <w:rFonts w:hint="eastAsia"/>
+          <w:highlight w:val="none"/>
+          <w:lang w:val="en-US" w:eastAsia="zh-CN"/>
+        </w:rPr>
+        <w:t>快速</w:t>
+      </w:r>
+      <w:r>
+        <w:rPr>
+          <w:rFonts w:hint="default"/>
+          <w:highlight w:val="none"/>
+          <w:lang w:val="en-US" w:eastAsia="zh-CN"/>
+        </w:rPr>
+        <w:t xml:space="preserve"> prototype</w:t>
       </w:r>
       <w:r>
         <w:rPr>
@@ -829,7 +911,23 @@
           <w:highlight w:val="none"/>
           <w:lang w:val="en-US" w:eastAsia="zh-CN"/>
         </w:rPr>
-        <w:t>Experimental prototype</w:t>
+        <w:t>Experimental</w:t>
+      </w:r>
+      <w:r>
+        <w:rPr>
+          <w:rFonts w:hint="eastAsia"/>
+          <w:highlight w:val="none"/>
+          <w:lang w:val="en-US" w:eastAsia="zh-CN"/>
+        </w:rPr>
+        <w:t>实验性</w:t>
+      </w:r>
+      <w:r>
+        <w:rPr>
+          <w:rFonts w:hint="default"/>
+          <w:highlight w:val="none"/>
+          <w:lang w:val="en-US" w:eastAsia="zh-CN"/>
+        </w:rPr>
+        <w:t xml:space="preserve"> prototype</w:t>
       </w:r>
       <w:r>
         <w:rPr>
@@ -1083,7 +1181,23 @@
           <w:highlight w:val="none"/>
           <w:lang w:val="en-US" w:eastAsia="zh-CN"/>
         </w:rPr>
-        <w:t>Ideally, test case specification precedes design and implementation</w:t>
+        <w:t>Ideally, test case specification precedes</w:t>
+      </w:r>
+      <w:r>
+        <w:rPr>
+          <w:rFonts w:hint="eastAsia"/>
+          <w:highlight w:val="none"/>
+          <w:lang w:val="en-US" w:eastAsia="zh-CN"/>
+        </w:rPr>
+        <w:t>先于</w:t>
+      </w:r>
+      <w:r>
+        <w:rPr>
+          <w:rFonts w:hint="default"/>
+          <w:highlight w:val="none"/>
+          <w:lang w:val="en-US" w:eastAsia="zh-CN"/>
+        </w:rPr>
+        <w:t xml:space="preserve"> design and implementation</w:t>
       </w:r>
     </w:p>
     <w:p>
@@ -1270,7 +1384,7 @@
           <w:highlight w:val="none"/>
           <w:lang w:val="en-US" w:eastAsia="zh-CN"/>
         </w:rPr>
-        <w:t>Maintenance entails</w:t>
+        <w:t>Maintenance entails需要</w:t>
       </w:r>
       <w:r>
         <w:rPr>
@@ -1623,7 +1737,21 @@
           <w:rFonts w:hint="default"/>
           <w:lang w:val="en-US" w:eastAsia="zh-CN"/>
         </w:rPr>
-        <w:t>Generic Software Model</w:t>
+        <w:t>Generic</w:t>
+      </w:r>
+      <w:r>
+        <w:rPr>
+          <w:rFonts w:hint="eastAsia"/>
+          <w:lang w:val="en-US" w:eastAsia="zh-CN"/>
+        </w:rPr>
+        <w:t>通用的</w:t>
+      </w:r>
+      <w:r>
+        <w:rPr>
+          <w:rFonts w:hint="default"/>
+          <w:lang w:val="en-US" w:eastAsia="zh-CN"/>
+        </w:rPr>
+        <w:t xml:space="preserve"> Software Model</w:t>
       </w:r>
     </w:p>
     <w:p>
@@ -1656,7 +1784,50 @@
           <w:rFonts w:hint="default"/>
           <w:lang w:val="en-US" w:eastAsia="zh-CN"/>
         </w:rPr>
-        <w:t xml:space="preserve"> The planning and building phases are separate and distinct. You finish one step before starting the next.</w:t>
+        <w:t xml:space="preserve"> The </w:t>
+      </w:r>
+      <w:r>
+        <w:rPr>
+          <w:rFonts w:hint="default"/>
+          <w:highlight w:val="yellow"/>
+          <w:lang w:val="en-US" w:eastAsia="zh-CN"/>
+        </w:rPr>
+        <w:t>planning and building</w:t>
+      </w:r>
+      <w:r>
+        <w:rPr>
+          <w:rFonts w:hint="default"/>
+          <w:lang w:val="en-US" w:eastAsia="zh-CN"/>
+        </w:rPr>
+        <w:t xml:space="preserve"> phases are separate</w:t>
+      </w:r>
+      <w:r>
+        <w:rPr>
+          <w:rFonts w:hint="eastAsia"/>
+          <w:lang w:val="en-US" w:eastAsia="zh-CN"/>
+        </w:rPr>
+        <w:t>分离</w:t>
+      </w:r>
+      <w:r>
+        <w:rPr>
+          <w:rFonts w:hint="default"/>
+          <w:lang w:val="en-US" w:eastAsia="zh-CN"/>
+        </w:rPr>
+        <w:t xml:space="preserve"> and distinct</w:t>
+      </w:r>
+      <w:r>
+        <w:rPr>
+          <w:rFonts w:hint="eastAsia"/>
+          <w:lang w:val="en-US" w:eastAsia="zh-CN"/>
+        </w:rPr>
+        <w:t>截然不同</w:t>
+      </w:r>
+      <w:r>
+        <w:rPr>
+          <w:rFonts w:hint="default"/>
+          <w:lang w:val="en-US" w:eastAsia="zh-CN"/>
+        </w:rPr>
+        <w:t>. You finish one step before starting the next.</w:t>
       </w:r>
     </w:p>
     <w:p>
@@ -1689,7 +1860,22 @@
           <w:rFonts w:hint="default"/>
           <w:lang w:val="en-US" w:eastAsia="zh-CN"/>
         </w:rPr>
-        <w:t xml:space="preserve"> The planning and building phases happen at the same time.</w:t>
+        <w:t xml:space="preserve"> The </w:t>
+      </w:r>
+      <w:r>
+        <w:rPr>
+          <w:rFonts w:hint="default"/>
+          <w:highlight w:val="yellow"/>
+          <w:lang w:val="en-US" w:eastAsia="zh-CN"/>
+        </w:rPr>
+        <w:t>planning and building</w:t>
+      </w:r>
+      <w:r>
+        <w:rPr>
+          <w:rFonts w:hint="default"/>
+          <w:lang w:val="en-US" w:eastAsia="zh-CN"/>
+        </w:rPr>
+        <w:t xml:space="preserve"> phases happen at the same time.</w:t>
       </w:r>
     </w:p>
     <w:p>
@@ -1706,7 +1892,7 @@
           <w:bCs/>
           <w:lang w:val="en-US" w:eastAsia="zh-CN"/>
         </w:rPr>
-        <w:t>Formal Transformation</w:t>
+        <w:t>Formal Transformation（形式转型）</w:t>
       </w:r>
       <w:r>
         <w:rPr>
@@ -1722,21 +1908,7 @@
           <w:rFonts w:hint="default"/>
           <w:lang w:val="en-US" w:eastAsia="zh-CN"/>
         </w:rPr>
-        <w:t xml:space="preserve"> This uses a mathematical model that is officially changed into the </w:t>
-      </w:r>
-      <w:r>
-        <w:rPr>
-          <w:rFonts w:hint="default"/>
-          <w:lang w:val="en-US" w:eastAsia="zh-CN"/>
-        </w:rPr>
-        <w:tab/>
-      </w:r>
-      <w:r>
-        <w:rPr>
-          <w:rFonts w:hint="default"/>
-          <w:lang w:val="en-US" w:eastAsia="zh-CN"/>
-        </w:rPr>
-        <w:t>final software</w:t>
+        <w:t xml:space="preserve"> This uses a mathematical model that is officially changed into the final software</w:t>
       </w:r>
     </w:p>
     <w:p>
@@ -1771,7 +1943,25 @@
           <w:bCs w:val="0"/>
           <w:lang w:val="en-US" w:eastAsia="zh-CN"/>
         </w:rPr>
-        <w:t>The system is built by assembling componets that already exist.</w:t>
+        <w:t>The system is built by assembling compone</w:t>
+      </w:r>
+      <w:r>
+        <w:rPr>
+          <w:rFonts w:hint="eastAsia"/>
+          <w:b w:val="0"/>
+          <w:bCs w:val="0"/>
+          <w:lang w:val="en-US" w:eastAsia="zh-CN"/>
+        </w:rPr>
+        <w:t>n</w:t>
+      </w:r>
+      <w:r>
+        <w:rPr>
+          <w:rFonts w:hint="default"/>
+          <w:b w:val="0"/>
+          <w:bCs w:val="0"/>
+          <w:lang w:val="en-US" w:eastAsia="zh-CN"/>
+        </w:rPr>
+        <w:t>ts that already exist.</w:t>
       </w:r>
     </w:p>
     <w:p>
@@ -2131,7 +2321,21 @@
           <w:rFonts w:hint="default"/>
           <w:lang w:val="en-US" w:eastAsia="zh-CN"/>
         </w:rPr>
-        <w:t>Iterative &amp; Incremental Development:</w:t>
+        <w:t>Iterative &amp; Incremental</w:t>
+      </w:r>
+      <w:r>
+        <w:rPr>
+          <w:rFonts w:hint="eastAsia"/>
+          <w:lang w:val="en-US" w:eastAsia="zh-CN"/>
+        </w:rPr>
+        <w:t>增量式</w:t>
+      </w:r>
+      <w:r>
+        <w:rPr>
+          <w:rFonts w:hint="default"/>
+          <w:lang w:val="en-US" w:eastAsia="zh-CN"/>
+        </w:rPr>
+        <w:t xml:space="preserve"> Development:</w:t>
       </w:r>
     </w:p>
     <w:p>
@@ -2211,7 +2415,21 @@
           <w:rFonts w:hint="default"/>
           <w:lang w:val="en-US" w:eastAsia="zh-CN"/>
         </w:rPr>
-        <w:t>The Unified Process</w:t>
+        <w:t>The Unified</w:t>
+      </w:r>
+      <w:r>
+        <w:rPr>
+          <w:rFonts w:hint="eastAsia"/>
+          <w:lang w:val="en-US" w:eastAsia="zh-CN"/>
+        </w:rPr>
+        <w:t>统一</w:t>
+      </w:r>
+      <w:r>
+        <w:rPr>
+          <w:rFonts w:hint="default"/>
+          <w:lang w:val="en-US" w:eastAsia="zh-CN"/>
+        </w:rPr>
+        <w:t xml:space="preserve"> Process</w:t>
       </w:r>
     </w:p>
     <w:p>
@@ -2310,7 +2528,15 @@
           <w:rFonts w:hint="default"/>
           <w:lang w:val="en-US" w:eastAsia="zh-CN"/>
         </w:rPr>
-        <w:t>This model focuses heavily on Risk Analysis</w:t>
+        <w:t xml:space="preserve">This model focuses </w:t>
+      </w:r>
+      <w:r>
+        <w:rPr>
+          <w:rFonts w:hint="default"/>
+          <w:highlight w:val="yellow"/>
+          <w:lang w:val="en-US" w:eastAsia="zh-CN"/>
+        </w:rPr>
+        <w:t>heavily on Risk Analysis</w:t>
       </w:r>
     </w:p>
     <w:p>
@@ -2471,61 +2697,17 @@
           <w:bCs/>
           <w:lang w:val="en-US" w:eastAsia="zh-CN"/>
         </w:rPr>
-        <w:t>Extreme Programming(XP)</w:t>
-      </w:r>
-      <w:r>
-        <w:rPr>
-          <w:rFonts w:hint="default"/>
-          <w:lang w:val="en-US" w:eastAsia="zh-CN"/>
-        </w:rPr>
-        <w:t>: Breaks “User Stories” into small tasks and plans releases based on them.</w:t>
-      </w:r>
-    </w:p>
-    <w:p>
-      <w:pPr>
-        <w:rPr>
-          <w:rFonts w:hint="default"/>
-          <w:lang w:val="en-US" w:eastAsia="zh-CN"/>
-        </w:rPr>
-      </w:pPr>
-      <w:r>
-        <w:rPr>
-          <w:rFonts w:hint="default"/>
+        <w:t>Extreme Programming(XP</w:t>
+      </w:r>
+      <w:r>
+        <w:rPr>
+          <w:rFonts w:hint="eastAsia"/>
           <w:b/>
           <w:bCs/>
           <w:lang w:val="en-US" w:eastAsia="zh-CN"/>
         </w:rPr>
-        <w:t>Scrum</w:t>
-      </w:r>
-      <w:r>
-        <w:rPr>
-          <w:rFonts w:hint="default"/>
-          <w:lang w:val="en-US" w:eastAsia="zh-CN"/>
-        </w:rPr>
-        <w:t>: Uses “Sprint Cycle”</w:t>
-      </w:r>
-      <w:r>
-        <w:rPr>
-          <w:rFonts w:hint="eastAsia"/>
-          <w:lang w:val="en-US" w:eastAsia="zh-CN"/>
-        </w:rPr>
-        <w:t>迭代周期</w:t>
-      </w:r>
-      <w:r>
-        <w:rPr>
-          <w:rFonts w:hint="default"/>
-          <w:lang w:val="en-US" w:eastAsia="zh-CN"/>
-        </w:rPr>
-        <w:t>. Each sprint builds a small part of the system.</w:t>
-      </w:r>
-    </w:p>
-    <w:p>
-      <w:pPr>
-        <w:rPr>
-          <w:rFonts w:hint="default"/>
-          <w:lang w:val="en-US" w:eastAsia="zh-CN"/>
-        </w:rPr>
-      </w:pPr>
+        <w:t>极限编程</w:t>
+      </w:r>
       <w:r>
         <w:rPr>
           <w:rFonts w:hint="default"/>
@@ -2533,45 +2715,14 @@
           <w:bCs/>
           <w:lang w:val="en-US" w:eastAsia="zh-CN"/>
         </w:rPr>
-        <w:t>Kanban</w:t>
-      </w:r>
-      <w:r>
-        <w:rPr>
-          <w:rFonts w:hint="default"/>
-          <w:lang w:val="en-US" w:eastAsia="zh-CN"/>
-        </w:rPr>
-        <w:t>: A visual approach. It uses a board with columns like “</w:t>
-      </w:r>
-      <w:r>
-        <w:rPr>
-          <w:rFonts w:hint="eastAsia"/>
-          <w:lang w:val="en-US" w:eastAsia="zh-CN"/>
-        </w:rPr>
-        <w:t>To DO</w:t>
-      </w:r>
-      <w:r>
-        <w:rPr>
-          <w:rFonts w:hint="default"/>
-          <w:lang w:val="en-US" w:eastAsia="zh-CN"/>
-        </w:rPr>
-        <w:t>”, “Doing” and “Done” to manage workflow.</w:t>
-      </w:r>
-    </w:p>
-    <w:p>
-      <w:pPr>
-        <w:rPr>
-          <w:rFonts w:hint="default"/>
-          <w:highlight w:val="yellow"/>
-          <w:lang w:val="en-US" w:eastAsia="zh-CN"/>
-        </w:rPr>
-      </w:pPr>
-      <w:r>
-        <w:rPr>
-          <w:rFonts w:hint="default"/>
-          <w:highlight w:val="yellow"/>
-          <w:lang w:val="en-US" w:eastAsia="zh-CN"/>
-        </w:rPr>
-        <w:t>Agile Principles</w:t>
+        <w:t>)</w:t>
+      </w:r>
+      <w:r>
+        <w:rPr>
+          <w:rFonts w:hint="default"/>
+          <w:lang w:val="en-US" w:eastAsia="zh-CN"/>
+        </w:rPr>
+        <w:t>: Breaks “User Stories” into small tasks and plans releases based on them.</w:t>
       </w:r>
     </w:p>
     <w:p>
@@ -2588,14 +2739,28 @@
           <w:bCs/>
           <w:lang w:val="en-US" w:eastAsia="zh-CN"/>
         </w:rPr>
-        <w:t>Customer Involvement</w:t>
-      </w:r>
-      <w:r>
-        <w:rPr>
-          <w:rFonts w:hint="default"/>
-          <w:lang w:val="en-US" w:eastAsia="zh-CN"/>
-        </w:rPr>
-        <w:t>: The customer is involved throughout the process.</w:t>
+        <w:t>Scrum</w:t>
+      </w:r>
+      <w:r>
+        <w:rPr>
+          <w:rFonts w:hint="default"/>
+          <w:lang w:val="en-US" w:eastAsia="zh-CN"/>
+        </w:rPr>
+        <w:t>: Uses “Sprint Cycle”</w:t>
+      </w:r>
+      <w:r>
+        <w:rPr>
+          <w:rFonts w:hint="eastAsia"/>
+          <w:lang w:val="en-US" w:eastAsia="zh-CN"/>
+        </w:rPr>
+        <w:t>迭代周期</w:t>
+      </w:r>
+      <w:r>
+        <w:rPr>
+          <w:rFonts w:hint="default"/>
+          <w:lang w:val="en-US" w:eastAsia="zh-CN"/>
+        </w:rPr>
+        <w:t>. Each sprint builds a small part of the system.</w:t>
       </w:r>
     </w:p>
     <w:p>
@@ -2612,14 +2777,45 @@
           <w:bCs/>
           <w:lang w:val="en-US" w:eastAsia="zh-CN"/>
         </w:rPr>
-        <w:t>People not Process</w:t>
-      </w:r>
-      <w:r>
-        <w:rPr>
-          <w:rFonts w:hint="default"/>
-          <w:lang w:val="en-US" w:eastAsia="zh-CN"/>
-        </w:rPr>
-        <w:t>: Trust the team’s skills rather than strict rules.</w:t>
+        <w:t>Kanban</w:t>
+      </w:r>
+      <w:r>
+        <w:rPr>
+          <w:rFonts w:hint="default"/>
+          <w:lang w:val="en-US" w:eastAsia="zh-CN"/>
+        </w:rPr>
+        <w:t>: A visual approach. It uses a board with columns like “</w:t>
+      </w:r>
+      <w:r>
+        <w:rPr>
+          <w:rFonts w:hint="eastAsia"/>
+          <w:lang w:val="en-US" w:eastAsia="zh-CN"/>
+        </w:rPr>
+        <w:t>To DO</w:t>
+      </w:r>
+      <w:r>
+        <w:rPr>
+          <w:rFonts w:hint="default"/>
+          <w:lang w:val="en-US" w:eastAsia="zh-CN"/>
+        </w:rPr>
+        <w:t>”, “Doing” and “Done” to manage workflow.</w:t>
+      </w:r>
+    </w:p>
+    <w:p>
+      <w:pPr>
+        <w:rPr>
+          <w:rFonts w:hint="default"/>
+          <w:highlight w:val="yellow"/>
+          <w:lang w:val="en-US" w:eastAsia="zh-CN"/>
+        </w:rPr>
+      </w:pPr>
+      <w:r>
+        <w:rPr>
+          <w:rFonts w:hint="default"/>
+          <w:highlight w:val="yellow"/>
+          <w:lang w:val="en-US" w:eastAsia="zh-CN"/>
+        </w:rPr>
+        <w:t>Agile Principles</w:t>
       </w:r>
     </w:p>
     <w:p>
@@ -2636,6 +2832,69 @@
           <w:bCs/>
           <w:lang w:val="en-US" w:eastAsia="zh-CN"/>
         </w:rPr>
+        <w:t>Customer Involvement</w:t>
+      </w:r>
+      <w:r>
+        <w:rPr>
+          <w:rFonts w:hint="default"/>
+          <w:lang w:val="en-US" w:eastAsia="zh-CN"/>
+        </w:rPr>
+        <w:t>: The customer is involved throughout the process.</w:t>
+      </w:r>
+    </w:p>
+    <w:p>
+      <w:pPr>
+        <w:rPr>
+          <w:rFonts w:hint="default"/>
+          <w:lang w:val="en-US" w:eastAsia="zh-CN"/>
+        </w:rPr>
+      </w:pPr>
+      <w:r>
+        <w:rPr>
+          <w:rFonts w:hint="default"/>
+          <w:b/>
+          <w:bCs/>
+          <w:lang w:val="en-US" w:eastAsia="zh-CN"/>
+        </w:rPr>
+        <w:t>People not Process</w:t>
+      </w:r>
+      <w:r>
+        <w:rPr>
+          <w:rFonts w:hint="default"/>
+          <w:lang w:val="en-US" w:eastAsia="zh-CN"/>
+        </w:rPr>
+        <w:t xml:space="preserve">: </w:t>
+      </w:r>
+      <w:r>
+        <w:rPr>
+          <w:rFonts w:hint="default"/>
+          <w:highlight w:val="yellow"/>
+          <w:lang w:val="en-US" w:eastAsia="zh-CN"/>
+        </w:rPr>
+        <w:t>Trust the team’s skills</w:t>
+      </w:r>
+      <w:r>
+        <w:rPr>
+          <w:rFonts w:hint="default"/>
+          <w:lang w:val="en-US" w:eastAsia="zh-CN"/>
+        </w:rPr>
+        <w:t xml:space="preserve"> rather than strict rules.</w:t>
+      </w:r>
+    </w:p>
+    <w:p>
+      <w:pPr>
+        <w:rPr>
+          <w:rFonts w:hint="default"/>
+          <w:lang w:val="en-US" w:eastAsia="zh-CN"/>
+        </w:rPr>
+      </w:pPr>
+      <w:r>
+        <w:rPr>
+          <w:rFonts w:hint="default"/>
+          <w:b/>
+          <w:bCs/>
+          <w:lang w:val="en-US" w:eastAsia="zh-CN"/>
+        </w:rPr>
         <w:t>Simplicity</w:t>
       </w:r>
       <w:r>
@@ -2643,7 +2902,22 @@
           <w:rFonts w:hint="default"/>
           <w:lang w:val="en-US" w:eastAsia="zh-CN"/>
         </w:rPr>
-        <w:t>: Actively work to eliminate complexity.</w:t>
+        <w:t xml:space="preserve">: Actively work to </w:t>
+      </w:r>
+      <w:r>
+        <w:rPr>
+          <w:rFonts w:hint="default"/>
+          <w:highlight w:val="yellow"/>
+          <w:lang w:val="en-US" w:eastAsia="zh-CN"/>
+        </w:rPr>
+        <w:t>eliminate complexity</w:t>
+      </w:r>
+      <w:r>
+        <w:rPr>
+          <w:rFonts w:hint="default"/>
+          <w:lang w:val="en-US" w:eastAsia="zh-CN"/>
+        </w:rPr>
+        <w:t>.</w:t>
       </w:r>
     </w:p>
     <w:p>
@@ -2792,6 +3066,8 @@
         </w:rPr>
         <w:t>To succeed in any project, you should:</w:t>
       </w:r>
+      <w:bookmarkStart w:id="0" w:name="_GoBack"/>
+      <w:bookmarkEnd w:id="0"/>
     </w:p>
     <w:p>
       <w:pPr>
@@ -2883,8 +3159,6 @@
           <w:lang w:val="en-US" w:eastAsia="zh-CN"/>
         </w:rPr>
       </w:pPr>
-      <w:bookmarkStart w:id="0" w:name="_GoBack"/>
-      <w:bookmarkEnd w:id="0"/>
       <w:r>
         <w:rPr>
           <w:rFonts w:hint="default"/>
